--- a/courts/second-circuit/vermont/state/supreme-court/answering-brief/usage/OUTPUT-answering-brief.docx
+++ b/courts/second-circuit/vermont/state/supreme-court/answering-brief/usage/OUTPUT-answering-brief.docx
@@ -3744,7 +3744,7 @@
         <w:t xml:space="preserve">Coburn</w:t>
       </w:r>
       <w:r>
-        <w:t xml:space="preserve">, 165 Vt. at 325. The Border Patrol’s primary mission is not to detect and investigate criminal activity as such, but rather it is “responsible for securing U.S. borders between ports of entry.” https://www.cbp.gov/​border-security/​along-us-borders.</w:t>
+        <w:t xml:space="preserve">, 165 Vt. at 325. The Border Patrol’s primary mission is not to detect and investigate criminal activity as such, but rather it is “responsible for securing U.S. borders between ports of entry.” https://​www.​cbp.​gov/​border-​security/​along-​us-​borders.</w:t>
       </w:r>
       <w:r>
         <w:t xml:space="preserve"> </w:t>
@@ -3882,7 +3882,7 @@
         <w:t xml:space="preserve">See</w:t>
       </w:r>
       <w:r>
-        <w:t xml:space="preserve">, US Customs and Border Protection website, https://www.cbp.gov/​border-security/​along-us-borders/​overview: “The priority mission of the Border Patrol is preventing terrorists and terrorist weapons, including weapons of mass destruction, from entering the United States.”</w:t>
+        <w:t xml:space="preserve">, US Customs and Border Protection website, https://​www.​cbp.​gov/​border-​security/​along-​us-​borders/​overview: “The priority mission of the Border Patrol is preventing terrorists and terrorist weapons, including weapons of mass destruction, from entering the United States.”</w:t>
       </w:r>
       <w:r>
         <w:t xml:space="preserve"> </w:t>
@@ -7122,7 +7122,7 @@
         <w:t xml:space="preserve"> </w:t>
       </w:r>
       <w:r>
-        <w:t xml:space="preserve">https://www.cbp.gov/​sites/​default/​files/​assets/​documents/2020-Jan/​U.S.%20Border%20Patrol%20Fiscal%20Year%202019%20Sector%20Profile_0.pdf</w:t>
+        <w:t xml:space="preserve">https://​​www.​cbp.​gov/​​sites/​​default/​​files/​​assets/​​documents/​​2020-​Jan/​​U.​S.%20Border%20Patrol%20Fiscal%20Year%202019%20Sector%20Profile_0.​pdf</w:t>
       </w:r>
     </w:p>
   </w:footnote>
@@ -7864,6 +7864,7 @@
     <w:unhideWhenUsed/>
     <w:qFormat/>
     <w:pPr>
+      <w:keepLines/>
       <w:spacing w:before="0" w:after="115" w:line="230" w:lineRule="exact"/>
     </w:pPr>
     <w:rPr>

--- a/courts/second-circuit/vermont/state/supreme-court/answering-brief/usage/OUTPUT-answering-brief.docx
+++ b/courts/second-circuit/vermont/state/supreme-court/answering-brief/usage/OUTPUT-answering-brief.docx
@@ -3271,7 +3271,7 @@
         <w:t xml:space="preserve">State v. Lockwood</w:t>
       </w:r>
       <w:r>
-        <w:t xml:space="preserve">, 160 Vt. 547, 559 (1993). In determining whether the administration of a preliminary breath test is reasonable under Article 11 this Court has recognized the need to balance the intrusion into a suspect’s privacy with “the important public-safety need to identify and remove drunk drivers from the roads.’’</w:t>
+        <w:t xml:space="preserve">, 160 Vt. 547, 559 (1993). In determining whether the administration of a preliminary breath test is reasonable under Article 11 this Court has recognized the need to balance the intrusion into a suspect’s privacy with “the important public-safety need to identify and remove drunk drivers from the roads.”</w:t>
       </w:r>
       <w:r>
         <w:t xml:space="preserve"> </w:t>
@@ -7122,7 +7122,7 @@
         <w:t xml:space="preserve"> </w:t>
       </w:r>
       <w:r>
-        <w:t xml:space="preserve">https://​​www.​cbp.​gov/​​sites/​​default/​​files/​​assets/​​documents/​​2020-​Jan/​​U.​S.%20Border%20Patrol%20Fiscal%20Year%202019%20Sector%20Profile_0.​pdf</w:t>
+        <w:t xml:space="preserve">https://​www.​cbp.​gov/​sites/​default/​files/​assets/​documents/​2020-​Jan/​U.​S.%20Border%20Patrol%20Fiscal%20Year%202019%20Sector%20Profile_0.​pdf</w:t>
       </w:r>
     </w:p>
   </w:footnote>
@@ -8115,6 +8115,33 @@
     <w:pPr>
       <w:spacing w:before="0" w:after="0" w:line="276" w:lineRule="exact"/>
       <w:ind w:left="2160" w:hanging="720"/>
+    </w:pPr>
+  </w:style>
+  <w:style w:type="paragraph" w:customStyle="1" w:styleId="XdQuoteList1">
+    <w:name w:val="Xd Quote List 1"/>
+    <w:basedOn w:val="Normal"/>
+    <w:qFormat/>
+    <w:pPr>
+      <w:spacing w:before="0" w:after="0" w:line="276" w:lineRule="exact"/>
+      <w:ind w:left="1440" w:right="720" w:hanging="720"/>
+    </w:pPr>
+  </w:style>
+  <w:style w:type="paragraph" w:customStyle="1" w:styleId="XdQuoteList2">
+    <w:name w:val="Xd Quote List 2"/>
+    <w:basedOn w:val="Normal"/>
+    <w:qFormat/>
+    <w:pPr>
+      <w:spacing w:before="0" w:after="0" w:line="276" w:lineRule="exact"/>
+      <w:ind w:left="2160" w:right="720" w:hanging="720"/>
+    </w:pPr>
+  </w:style>
+  <w:style w:type="paragraph" w:customStyle="1" w:styleId="XdQuoteList3">
+    <w:name w:val="Xd Quote List 3"/>
+    <w:basedOn w:val="Normal"/>
+    <w:qFormat/>
+    <w:pPr>
+      <w:spacing w:before="0" w:after="0" w:line="276" w:lineRule="exact"/>
+      <w:ind w:left="2880" w:right="720" w:hanging="720"/>
     </w:pPr>
   </w:style>
   <w:style w:type="paragraph" w:customStyle="1" w:styleId="XdQuoteFirst">

--- a/courts/second-circuit/vermont/state/supreme-court/answering-brief/usage/OUTPUT-answering-brief.docx
+++ b/courts/second-circuit/vermont/state/supreme-court/answering-brief/usage/OUTPUT-answering-brief.docx
@@ -270,9 +270,7 @@
               <w:t xml:space="preserve"> </w:t>
             </w:r>
             <w:r>
-              <w:t xml:space="preserve">2019</w:t>
-              <w:noBreakHyphen/>
-              <w:t xml:space="preserve">388</w:t>
+              <w:t xml:space="preserve">2019-⁠388</w:t>
             </w:r>
           </w:p>
           <w:p>
@@ -306,11 +304,7 @@
               <w:t xml:space="preserve"> </w:t>
             </w:r>
             <w:r>
-              <w:t xml:space="preserve">555</w:t>
-              <w:noBreakHyphen/>
-              <w:t xml:space="preserve">9</w:t>
-              <w:noBreakHyphen/>
-              <w:t xml:space="preserve">18</w:t>
+              <w:t xml:space="preserve">555-⁠9-⁠18</w:t>
             </w:r>
             <w:r>
               <w:t xml:space="preserve"> </w:t>
@@ -322,11 +316,7 @@
               <w:t xml:space="preserve"> </w:t>
             </w:r>
             <w:r>
-              <w:t xml:space="preserve">558</w:t>
-              <w:noBreakHyphen/>
-              <w:t xml:space="preserve">9</w:t>
-              <w:noBreakHyphen/>
-              <w:t xml:space="preserve">18</w:t>
+              <w:t xml:space="preserve">558-⁠9-⁠18</w:t>
             </w:r>
             <w:r>
               <w:t xml:space="preserve"> </w:t>
@@ -597,9 +587,7 @@
                 <w:i/>
                 <w:iCs/>
               </w:rPr>
-              <w:t xml:space="preserve">05633</w:t>
-              <w:noBreakHyphen/>
-              <w:t xml:space="preserve">6401</w:t>
+              <w:t xml:space="preserve">05633-⁠6401</w:t>
             </w:r>
           </w:p>
           <w:p>
@@ -627,11 +615,7 @@
                 <w:i/>
                 <w:iCs/>
               </w:rPr>
-              <w:t xml:space="preserve">802</w:t>
-              <w:noBreakHyphen/>
-              <w:t xml:space="preserve">828</w:t>
-              <w:noBreakHyphen/>
-              <w:t xml:space="preserve">2891</w:t>
+              <w:t xml:space="preserve">802-⁠828-⁠2891</w:t>
             </w:r>
           </w:p>
           <w:p>
@@ -659,11 +643,7 @@
                 <w:i/>
                 <w:iCs/>
               </w:rPr>
-              <w:t xml:space="preserve">802</w:t>
-              <w:noBreakHyphen/>
-              <w:t xml:space="preserve">828</w:t>
-              <w:noBreakHyphen/>
-              <w:t xml:space="preserve">2881</w:t>
+              <w:t xml:space="preserve">802-⁠828-⁠2881</w:t>
             </w:r>
           </w:p>
           <w:p>
@@ -2195,13 +2175,7 @@
         <w:t xml:space="preserve">State v. Rennis</w:t>
       </w:r>
       <w:r>
-        <w:t xml:space="preserve">, 195 Vt. 492 (2014), two pounds of marijuana were found in the trunk of the defendant’s car at a U.S. Border Patrol checkpoint on Interstate I</w:t>
-      </w:r>
-      <w:r>
-        <w:noBreakHyphen/>
-      </w:r>
-      <w:r>
-        <w:t xml:space="preserve">91 ninety-seven miles south of the Canadian border. The search of the defendant’s vehicle occurred after the defendant gave inconsistent answers concerning his citizenship, and after the agent smelled burnt marijuana in the vehicle. Federal authorities declined to prosecute the case and the drugs were sent to Vermont law enforcement authorities who initiated the case. The defendant conceded the legality of the search under the Fourth Amendment, but challenged admissibility of the evidence under Article 11 of the Vermont Constitution. This Court found no error, relying upon the Coburn decision:</w:t>
+        <w:t xml:space="preserve">, 195 Vt. 492 (2014), two pounds of marijuana were found in the trunk of the defendant’s car at a U.S. Border Patrol checkpoint on Interstate I-⁠91 ninety-seven miles south of the Canadian border. The search of the defendant’s vehicle occurred after the defendant gave inconsistent answers concerning his citizenship, and after the agent smelled burnt marijuana in the vehicle. Federal authorities declined to prosecute the case and the drugs were sent to Vermont law enforcement authorities who initiated the case. The defendant conceded the legality of the search under the Fourth Amendment, but challenged admissibility of the evidence under Article 11 of the Vermont Constitution. This Court found no error, relying upon the Coburn decision:</w:t>
       </w:r>
     </w:p>
     <w:p>
@@ -2344,13 +2318,7 @@
         <w:t xml:space="preserve">State v. Sanchez</w:t>
       </w:r>
       <w:r>
-        <w:t xml:space="preserve">, 2015-NMSC</w:t>
-      </w:r>
-      <w:r>
-        <w:noBreakHyphen/>
-      </w:r>
-      <w:r>
-        <w:t xml:space="preserve">018, ¶ 20, 350 P.3d 1169, 1176 (declining to apply the New Mexico Constitution to searches conducted under federal border search doctrine).</w:t>
+        <w:t xml:space="preserve">, 2015-NMSC-⁠018, ¶ 20, 350 P.3d 1169, 1176 (declining to apply the New Mexico Constitution to searches conducted under federal border search doctrine).</w:t>
       </w:r>
       <w:r>
         <w:t xml:space="preserve"> </w:t>
@@ -6295,9 +6263,7 @@
               <w:t xml:space="preserve"> </w:t>
             </w:r>
             <w:r>
-              <w:t xml:space="preserve">05633</w:t>
-              <w:noBreakHyphen/>
-              <w:t xml:space="preserve">6401</w:t>
+              <w:t xml:space="preserve">05633-⁠6401</w:t>
             </w:r>
           </w:p>
           <w:p>
@@ -6313,11 +6279,7 @@
               <w:t xml:space="preserve"> </w:t>
             </w:r>
             <w:r>
-              <w:t xml:space="preserve">802</w:t>
-              <w:noBreakHyphen/>
-              <w:t xml:space="preserve">828</w:t>
-              <w:noBreakHyphen/>
-              <w:t xml:space="preserve">2891</w:t>
+              <w:t xml:space="preserve">802-⁠828-⁠2891</w:t>
             </w:r>
           </w:p>
           <w:p>
@@ -7865,7 +7827,7 @@
     <w:qFormat/>
     <w:pPr>
       <w:keepLines/>
-      <w:spacing w:before="0" w:after="115" w:line="230" w:lineRule="exact"/>
+      <w:spacing w:before="21" w:after="115" w:line="230" w:lineRule="exact"/>
     </w:pPr>
     <w:rPr>
       <w:sz w:val="20"/>
